--- a/files/resume_en_v2.docx
+++ b/files/resume_en_v2.docx
@@ -269,8 +269,6 @@
         </w:rPr>
         <w:t xml:space="preserve"> &amp; info</w:t>
       </w:r>
-      <w:bookmarkStart w:id="0" w:name="_GoBack"/>
-      <w:bookmarkEnd w:id="0"/>
     </w:p>
     <w:p>
       <w:pPr>
@@ -308,7 +306,20 @@
           <w:szCs w:val="20"/>
           <w:lang w:val="en-GB"/>
         </w:rPr>
-        <w:t>www.moadessabbar.com</w:t>
+        <w:t>www.</w:t>
+      </w:r>
+      <w:bookmarkStart w:id="0" w:name="_GoBack"/>
+      <w:bookmarkEnd w:id="0"/>
+      <w:r>
+        <w:rPr>
+          <w:rFonts w:ascii="Open Sans Light" w:hAnsi="Open Sans Light" w:cs="Open Sans Light"/>
+          <w:noProof/>
+          <w:color w:val="000000" w:themeColor="text1"/>
+          <w:sz w:val="20"/>
+          <w:szCs w:val="20"/>
+          <w:lang w:val="en-GB"/>
+        </w:rPr>
+        <w:t>moadessabbar.com</w:t>
       </w:r>
     </w:p>
     <w:p>
@@ -401,9 +412,9 @@
         <w:sectPr>
           <w:pgSz w:w="11906" w:h="16838"/>
           <w:pgMar w:top="720" w:right="720" w:bottom="720" w:left="720" w:header="708" w:footer="708" w:gutter="0"/>
-          <w:cols w:num="2" w:space="720" w:equalWidth="0">
-            <w:col w:w="3969" w:space="720"/>
-            <w:col w:w="5777"/>
+          <w:cols w:num="2" w:space="566" w:equalWidth="0">
+            <w:col w:w="3969" w:space="566"/>
+            <w:col w:w="5931"/>
           </w:cols>
           <w:docGrid w:linePitch="360"/>
         </w:sectPr>
@@ -5093,7 +5104,7 @@
 </file>
 
 <file path=customXml/itemProps1.xml><?xml version="1.0" encoding="utf-8"?>
-<ds:datastoreItem xmlns:ds="http://schemas.openxmlformats.org/officeDocument/2006/customXml" ds:itemID="{AD5C89BF-66C8-45AA-B39F-33FC69E2629E}">
+<ds:datastoreItem xmlns:ds="http://schemas.openxmlformats.org/officeDocument/2006/customXml" ds:itemID="{6C666D37-131D-477A-8C9E-2FD39C16577D}">
   <ds:schemaRefs>
     <ds:schemaRef ds:uri="http://schemas.openxmlformats.org/officeDocument/2006/bibliography"/>
   </ds:schemaRefs>

--- a/files/resume_en_v2.docx
+++ b/files/resume_en_v2.docx
@@ -306,20 +306,7 @@
           <w:szCs w:val="20"/>
           <w:lang w:val="en-GB"/>
         </w:rPr>
-        <w:t>www.</w:t>
-      </w:r>
-      <w:bookmarkStart w:id="0" w:name="_GoBack"/>
-      <w:bookmarkEnd w:id="0"/>
-      <w:r>
-        <w:rPr>
-          <w:rFonts w:ascii="Open Sans Light" w:hAnsi="Open Sans Light" w:cs="Open Sans Light"/>
-          <w:noProof/>
-          <w:color w:val="000000" w:themeColor="text1"/>
-          <w:sz w:val="20"/>
-          <w:szCs w:val="20"/>
-          <w:lang w:val="en-GB"/>
-        </w:rPr>
-        <w:t>moadessabbar.com</w:t>
+        <w:t>www.moadessabbar.com</w:t>
       </w:r>
     </w:p>
     <w:p>
@@ -358,7 +345,7 @@
           <w:szCs w:val="20"/>
           <w:lang w:val="en-GB"/>
         </w:rPr>
-        <w:t>34090 Montpellier</w:t>
+        <w:t>Address</w:t>
       </w:r>
       <w:r>
         <w:rPr>
@@ -381,17 +368,6 @@
           <w:lang w:val="en-GB"/>
         </w:rPr>
         <w:t>Driving Lisence</w:t>
-      </w:r>
-      <w:r>
-        <w:rPr>
-          <w:rFonts w:ascii="Open Sans Light" w:hAnsi="Open Sans Light" w:cs="Open Sans Light"/>
-          <w:noProof/>
-          <w:color w:val="000000" w:themeColor="text1"/>
-          <w:sz w:val="20"/>
-          <w:szCs w:val="20"/>
-          <w:lang w:val="en-GB"/>
-        </w:rPr>
-        <w:t xml:space="preserve"> B</w:t>
       </w:r>
     </w:p>
     <w:p>
@@ -439,29 +415,29 @@
           <w:szCs w:val="20"/>
           <w:lang w:val="en-GB"/>
         </w:rPr>
-        <w:t>07 55 44 83 8</w:t>
-      </w:r>
-      <w:r>
-        <w:rPr>
-          <w:rFonts w:ascii="Open Sans Light" w:hAnsi="Open Sans Light" w:cs="Open Sans Light"/>
-          <w:noProof/>
-          <w:color w:val="000000" w:themeColor="text1"/>
-          <w:sz w:val="20"/>
-          <w:szCs w:val="20"/>
-          <w:lang w:val="en-GB"/>
-        </w:rPr>
-        <w:t xml:space="preserve">1 • </w:t>
-      </w:r>
-      <w:r>
-        <w:rPr>
-          <w:rFonts w:ascii="Open Sans Light" w:hAnsi="Open Sans Light" w:cs="Open Sans Light"/>
-          <w:noProof/>
-          <w:color w:val="000000" w:themeColor="text1"/>
-          <w:sz w:val="20"/>
-          <w:szCs w:val="20"/>
-          <w:lang w:val="en-GB"/>
-        </w:rPr>
-        <w:t>moad.essabbar@gmail.com</w:t>
+        <w:t>Phone</w:t>
+      </w:r>
+      <w:r>
+        <w:rPr>
+          <w:rFonts w:ascii="Open Sans Light" w:hAnsi="Open Sans Light" w:cs="Open Sans Light"/>
+          <w:noProof/>
+          <w:color w:val="000000" w:themeColor="text1"/>
+          <w:sz w:val="20"/>
+          <w:szCs w:val="20"/>
+          <w:lang w:val="en-GB"/>
+        </w:rPr>
+        <w:t xml:space="preserve"> •</w:t>
+      </w:r>
+      <w:r>
+        <w:rPr>
+          <w:rFonts w:ascii="Open Sans Light" w:hAnsi="Open Sans Light" w:cs="Open Sans Light"/>
+          <w:noProof/>
+          <w:color w:val="000000" w:themeColor="text1"/>
+          <w:sz w:val="20"/>
+          <w:szCs w:val="20"/>
+          <w:lang w:val="en-GB"/>
+        </w:rPr>
+        <w:t xml:space="preserve"> e-mail</w:t>
       </w:r>
       <w:r>
         <w:rPr>
@@ -474,6 +450,8 @@
         </w:rPr>
         <w:t xml:space="preserve"> </w:t>
       </w:r>
+      <w:bookmarkStart w:id="0" w:name="_GoBack"/>
+      <w:bookmarkEnd w:id="0"/>
     </w:p>
     <w:p>
       <w:pPr>
@@ -5104,7 +5082,7 @@
 </file>
 
 <file path=customXml/itemProps1.xml><?xml version="1.0" encoding="utf-8"?>
-<ds:datastoreItem xmlns:ds="http://schemas.openxmlformats.org/officeDocument/2006/customXml" ds:itemID="{6C666D37-131D-477A-8C9E-2FD39C16577D}">
+<ds:datastoreItem xmlns:ds="http://schemas.openxmlformats.org/officeDocument/2006/customXml" ds:itemID="{25B74094-6774-419D-9E74-1433BC624B0D}">
   <ds:schemaRefs>
     <ds:schemaRef ds:uri="http://schemas.openxmlformats.org/officeDocument/2006/bibliography"/>
   </ds:schemaRefs>
